--- a/rapports/2026-06-06/EQ7/EQ7_sup_v2/DR_013202030202/34-16-40-78.docx
+++ b/rapports/2026-06-06/EQ7/EQ7_sup_v2/DR_013202030202/34-16-40-78.docx
@@ -297,7 +297,7 @@
           <w:color w:val="1F6FEB"/>
           <w:sz w:val="22"/>
         </w:rPr>
-        <w:t>⚠ INCOHÉRENCES À CORRIGER (107)</w:t>
+        <w:t>⚠ INCOHÉRENCES À CORRIGER (100)</w:t>
       </w:r>
     </w:p>
     <w:tbl>
@@ -1354,7 +1354,7 @@
                 <w:color w:val="16A34A"/>
                 <w:sz w:val="16"/>
               </w:rPr>
-              <w:t>—</w:t>
+              <w:t>s02q33, s01q00b</w:t>
             </w:r>
           </w:p>
         </w:tc>
@@ -1385,7 +1385,7 @@
                 <w:i w:val="0"/>
                 <w:sz w:val="17"/>
               </w:rPr>
-              <w:t>Incohérence!!! seulement les écoles gouvermentales paient les cotisations (Gouvernement, communauté, ONG ou organisation humanitaire).</w:t>
+              <w:t>Incoherent!!! La dernière fois que CHEIKH IBRAHIMA MBAYE a  fréquenté l'école est 9999.</w:t>
             </w:r>
           </w:p>
         </w:tc>
@@ -1444,7 +1444,7 @@
                 <w:color w:val="16A34A"/>
                 <w:sz w:val="16"/>
               </w:rPr>
-              <w:t>—</w:t>
+              <w:t>s02q33, s01q00b</w:t>
             </w:r>
           </w:p>
         </w:tc>
@@ -1475,7 +1475,7 @@
                 <w:i w:val="0"/>
                 <w:sz w:val="17"/>
               </w:rPr>
-              <w:t>Incohérence!!! seulement les écoles privées paient les frais de scolarité (y compris les frais d'inscription).</w:t>
+              <w:t>Incoherent!!! La dernière fois que MARIAME MBAYE a  fréquenté l'école est 9999.</w:t>
             </w:r>
           </w:p>
         </w:tc>
@@ -1565,7 +1565,7 @@
                 <w:i w:val="0"/>
                 <w:sz w:val="17"/>
               </w:rPr>
-              <w:t>Incoherent!!! La dernière fois que CHEIKH IBRAHIMA MBAYE a  fréquenté l'école est 9999.</w:t>
+              <w:t>Incoherent!!! La dernière fois que MAME AMINATA YACINE MBAYE a  fréquenté l'école est 9999.</w:t>
             </w:r>
           </w:p>
         </w:tc>
@@ -1598,6 +1598,816 @@
                 <w:i w:val="0"/>
                 <w:sz w:val="16"/>
               </w:rPr>
+              <w:t>S11</w:t>
+              <w:br/>
+            </w:r>
+            <w:r>
+              <w:rPr>
+                <w:b w:val="0"/>
+                <w:i w:val="0"/>
+                <w:color w:val="64748B"/>
+                <w:sz w:val="14"/>
+              </w:rPr>
+              <w:t>Logement / cadre de vie</w:t>
+            </w:r>
+          </w:p>
+        </w:tc>
+        <w:tc>
+          <w:tcPr>
+            <w:tcW w:type="dxa" w:w="1531"/>
+          </w:tcPr>
+          <w:p>
+            <w:r>
+              <w:rPr>
+                <w:b/>
+                <w:i w:val="0"/>
+                <w:color w:val="16A34A"/>
+                <w:sz w:val="16"/>
+              </w:rPr>
+              <w:t>s01q10, s02q30, s02q34, s03q50, s04q23, s04q24, s04q37, s04q44</w:t>
+            </w:r>
+          </w:p>
+        </w:tc>
+        <w:tc>
+          <w:tcPr>
+            <w:tcW w:type="dxa" w:w="1191"/>
+          </w:tcPr>
+          <w:p>
+            <w:r>
+              <w:rPr>
+                <w:b w:val="0"/>
+                <w:i w:val="0"/>
+                <w:color w:val="64748B"/>
+                <w:sz w:val="16"/>
+              </w:rPr>
+              <w:t>GT-CQ</w:t>
+            </w:r>
+          </w:p>
+        </w:tc>
+        <w:tc>
+          <w:tcPr>
+            <w:tcW w:type="dxa" w:w="4706"/>
+          </w:tcPr>
+          <w:p>
+            <w:r>
+              <w:rPr>
+                <w:b w:val="0"/>
+                <w:i w:val="0"/>
+                <w:sz w:val="17"/>
+              </w:rPr>
+              <w:t>Le montant de la dernière facture d'eau est de 0 FCFA  qui semble incohérent, Prière de vérifier les questions 11.23a et 11.23b auprès du ménage ou confirmer.</w:t>
+            </w:r>
+          </w:p>
+        </w:tc>
+      </w:tr>
+      <w:tr>
+        <w:tc>
+          <w:tcPr>
+            <w:tcW w:type="dxa" w:w="964"/>
+          </w:tcPr>
+          <w:p>
+            <w:r>
+              <w:rPr>
+                <w:b/>
+                <w:i w:val="0"/>
+                <w:color w:val="EA580C"/>
+                <w:sz w:val="16"/>
+              </w:rPr>
+              <w:t>Moyenne</w:t>
+            </w:r>
+          </w:p>
+        </w:tc>
+        <w:tc>
+          <w:tcPr>
+            <w:tcW w:type="dxa" w:w="1247"/>
+          </w:tcPr>
+          <w:p>
+            <w:r>
+              <w:rPr>
+                <w:b/>
+                <w:i w:val="0"/>
+                <w:sz w:val="16"/>
+              </w:rPr>
+              <w:t>S00</w:t>
+              <w:br/>
+            </w:r>
+            <w:r>
+              <w:rPr>
+                <w:b w:val="0"/>
+                <w:i w:val="0"/>
+                <w:color w:val="64748B"/>
+                <w:sz w:val="14"/>
+              </w:rPr>
+              <w:t>Identification</w:t>
+            </w:r>
+          </w:p>
+        </w:tc>
+        <w:tc>
+          <w:tcPr>
+            <w:tcW w:type="dxa" w:w="1531"/>
+          </w:tcPr>
+          <w:p>
+            <w:r>
+              <w:rPr>
+                <w:b/>
+                <w:i w:val="0"/>
+                <w:color w:val="16A34A"/>
+                <w:sz w:val="16"/>
+              </w:rPr>
+              <w:t>—</w:t>
+            </w:r>
+          </w:p>
+        </w:tc>
+        <w:tc>
+          <w:tcPr>
+            <w:tcW w:type="dxa" w:w="1191"/>
+          </w:tcPr>
+          <w:p>
+            <w:r>
+              <w:rPr>
+                <w:b w:val="0"/>
+                <w:i w:val="0"/>
+                <w:color w:val="64748B"/>
+                <w:sz w:val="16"/>
+              </w:rPr>
+              <w:t>GT-CQ</w:t>
+            </w:r>
+          </w:p>
+        </w:tc>
+        <w:tc>
+          <w:tcPr>
+            <w:tcW w:type="dxa" w:w="4706"/>
+          </w:tcPr>
+          <w:p>
+            <w:r>
+              <w:rPr>
+                <w:b w:val="0"/>
+                <w:i w:val="0"/>
+                <w:sz w:val="17"/>
+              </w:rPr>
+              <w:t>L'adresse ou la localisation du ménage doit être bien renseignée, ne doit pas contenir des numéros de téléphone et elle semble courte pour être une adresse.</w:t>
+            </w:r>
+          </w:p>
+        </w:tc>
+      </w:tr>
+      <w:tr>
+        <w:tc>
+          <w:tcPr>
+            <w:tcW w:type="dxa" w:w="964"/>
+          </w:tcPr>
+          <w:p>
+            <w:r>
+              <w:rPr>
+                <w:b/>
+                <w:i w:val="0"/>
+                <w:color w:val="EA580C"/>
+                <w:sz w:val="16"/>
+              </w:rPr>
+              <w:t>Moyenne</w:t>
+            </w:r>
+          </w:p>
+        </w:tc>
+        <w:tc>
+          <w:tcPr>
+            <w:tcW w:type="dxa" w:w="1247"/>
+          </w:tcPr>
+          <w:p>
+            <w:r>
+              <w:rPr>
+                <w:b/>
+                <w:i w:val="0"/>
+                <w:sz w:val="16"/>
+              </w:rPr>
+              <w:t>S00</w:t>
+              <w:br/>
+            </w:r>
+            <w:r>
+              <w:rPr>
+                <w:b w:val="0"/>
+                <w:i w:val="0"/>
+                <w:color w:val="64748B"/>
+                <w:sz w:val="14"/>
+              </w:rPr>
+              <w:t>Identification</w:t>
+            </w:r>
+          </w:p>
+        </w:tc>
+        <w:tc>
+          <w:tcPr>
+            <w:tcW w:type="dxa" w:w="1531"/>
+          </w:tcPr>
+          <w:p>
+            <w:r>
+              <w:rPr>
+                <w:b/>
+                <w:i w:val="0"/>
+                <w:color w:val="16A34A"/>
+                <w:sz w:val="16"/>
+              </w:rPr>
+              <w:t>—</w:t>
+            </w:r>
+          </w:p>
+        </w:tc>
+        <w:tc>
+          <w:tcPr>
+            <w:tcW w:type="dxa" w:w="1191"/>
+          </w:tcPr>
+          <w:p>
+            <w:r>
+              <w:rPr>
+                <w:b w:val="0"/>
+                <w:i w:val="0"/>
+                <w:color w:val="64748B"/>
+                <w:sz w:val="16"/>
+              </w:rPr>
+              <w:t>GT-CQ</w:t>
+            </w:r>
+          </w:p>
+        </w:tc>
+        <w:tc>
+          <w:tcPr>
+            <w:tcW w:type="dxa" w:w="4706"/>
+          </w:tcPr>
+          <w:p>
+            <w:r>
+              <w:rPr>
+                <w:b w:val="0"/>
+                <w:i w:val="0"/>
+                <w:sz w:val="17"/>
+              </w:rPr>
+              <w:t>Prière de renseigner la bonne adresse.Attention! Il manque des informations non renseignées dans la section 0, prière de regarder toutes les autres informations dans l'identification du ménage (IDENTIFICATION ET RENSEIGNEMENTS DE CONTROLE) ou dans OBSERVATIONS pour pouvoir renseigné toutes les questions liées au ménage.</w:t>
+            </w:r>
+          </w:p>
+        </w:tc>
+      </w:tr>
+      <w:tr>
+        <w:tc>
+          <w:tcPr>
+            <w:tcW w:type="dxa" w:w="964"/>
+          </w:tcPr>
+          <w:p>
+            <w:r>
+              <w:rPr>
+                <w:b/>
+                <w:i w:val="0"/>
+                <w:color w:val="EA580C"/>
+                <w:sz w:val="16"/>
+              </w:rPr>
+              <w:t>Moyenne</w:t>
+            </w:r>
+          </w:p>
+        </w:tc>
+        <w:tc>
+          <w:tcPr>
+            <w:tcW w:type="dxa" w:w="1247"/>
+          </w:tcPr>
+          <w:p>
+            <w:r>
+              <w:rPr>
+                <w:b/>
+                <w:i w:val="0"/>
+                <w:sz w:val="16"/>
+              </w:rPr>
+              <w:t>S01</w:t>
+              <w:br/>
+            </w:r>
+            <w:r>
+              <w:rPr>
+                <w:b w:val="0"/>
+                <w:i w:val="0"/>
+                <w:color w:val="64748B"/>
+                <w:sz w:val="14"/>
+              </w:rPr>
+              <w:t>Démographie</w:t>
+            </w:r>
+          </w:p>
+        </w:tc>
+        <w:tc>
+          <w:tcPr>
+            <w:tcW w:type="dxa" w:w="1531"/>
+          </w:tcPr>
+          <w:p>
+            <w:r>
+              <w:rPr>
+                <w:b/>
+                <w:i w:val="0"/>
+                <w:color w:val="16A34A"/>
+                <w:sz w:val="16"/>
+              </w:rPr>
+              <w:t>—</w:t>
+            </w:r>
+          </w:p>
+        </w:tc>
+        <w:tc>
+          <w:tcPr>
+            <w:tcW w:type="dxa" w:w="1191"/>
+          </w:tcPr>
+          <w:p>
+            <w:r>
+              <w:rPr>
+                <w:b w:val="0"/>
+                <w:i w:val="0"/>
+                <w:color w:val="64748B"/>
+                <w:sz w:val="16"/>
+              </w:rPr>
+              <w:t>GT-CQ</w:t>
+            </w:r>
+          </w:p>
+        </w:tc>
+        <w:tc>
+          <w:tcPr>
+            <w:tcW w:type="dxa" w:w="4706"/>
+          </w:tcPr>
+          <w:p>
+            <w:r>
+              <w:rPr>
+                <w:b w:val="0"/>
+                <w:i w:val="0"/>
+                <w:sz w:val="17"/>
+              </w:rPr>
+              <w:t>Prière de verifier l'information donnée par DAODA SALL MBAYE ou corriger au niveau de la section 1.</w:t>
+            </w:r>
+          </w:p>
+        </w:tc>
+      </w:tr>
+      <w:tr>
+        <w:tc>
+          <w:tcPr>
+            <w:tcW w:type="dxa" w:w="964"/>
+          </w:tcPr>
+          <w:p>
+            <w:r>
+              <w:rPr>
+                <w:b/>
+                <w:i w:val="0"/>
+                <w:color w:val="EA580C"/>
+                <w:sz w:val="16"/>
+              </w:rPr>
+              <w:t>Moyenne</w:t>
+            </w:r>
+          </w:p>
+        </w:tc>
+        <w:tc>
+          <w:tcPr>
+            <w:tcW w:type="dxa" w:w="1247"/>
+          </w:tcPr>
+          <w:p>
+            <w:r>
+              <w:rPr>
+                <w:b/>
+                <w:i w:val="0"/>
+                <w:sz w:val="16"/>
+              </w:rPr>
+              <w:t>S01</w:t>
+              <w:br/>
+            </w:r>
+            <w:r>
+              <w:rPr>
+                <w:b w:val="0"/>
+                <w:i w:val="0"/>
+                <w:color w:val="64748B"/>
+                <w:sz w:val="14"/>
+              </w:rPr>
+              <w:t>Démographie</w:t>
+            </w:r>
+          </w:p>
+        </w:tc>
+        <w:tc>
+          <w:tcPr>
+            <w:tcW w:type="dxa" w:w="1531"/>
+          </w:tcPr>
+          <w:p>
+            <w:r>
+              <w:rPr>
+                <w:b/>
+                <w:i w:val="0"/>
+                <w:color w:val="16A34A"/>
+                <w:sz w:val="16"/>
+              </w:rPr>
+              <w:t>—</w:t>
+            </w:r>
+          </w:p>
+        </w:tc>
+        <w:tc>
+          <w:tcPr>
+            <w:tcW w:type="dxa" w:w="1191"/>
+          </w:tcPr>
+          <w:p>
+            <w:r>
+              <w:rPr>
+                <w:b w:val="0"/>
+                <w:i w:val="0"/>
+                <w:color w:val="64748B"/>
+                <w:sz w:val="16"/>
+              </w:rPr>
+              <w:t>GT-CQ</w:t>
+            </w:r>
+          </w:p>
+        </w:tc>
+        <w:tc>
+          <w:tcPr>
+            <w:tcW w:type="dxa" w:w="4706"/>
+          </w:tcPr>
+          <w:p>
+            <w:r>
+              <w:rPr>
+                <w:b w:val="0"/>
+                <w:i w:val="0"/>
+                <w:sz w:val="17"/>
+              </w:rPr>
+              <w:t>Prière de verifier l'information donnée par KHADIDIATOU MBAYE ou corriger au niveau de la section 1.</w:t>
+            </w:r>
+          </w:p>
+        </w:tc>
+      </w:tr>
+      <w:tr>
+        <w:tc>
+          <w:tcPr>
+            <w:tcW w:type="dxa" w:w="964"/>
+          </w:tcPr>
+          <w:p>
+            <w:r>
+              <w:rPr>
+                <w:b/>
+                <w:i w:val="0"/>
+                <w:color w:val="EA580C"/>
+                <w:sz w:val="16"/>
+              </w:rPr>
+              <w:t>Moyenne</w:t>
+            </w:r>
+          </w:p>
+        </w:tc>
+        <w:tc>
+          <w:tcPr>
+            <w:tcW w:type="dxa" w:w="1247"/>
+          </w:tcPr>
+          <w:p>
+            <w:r>
+              <w:rPr>
+                <w:b/>
+                <w:i w:val="0"/>
+                <w:sz w:val="16"/>
+              </w:rPr>
+              <w:t>S01</w:t>
+              <w:br/>
+            </w:r>
+            <w:r>
+              <w:rPr>
+                <w:b w:val="0"/>
+                <w:i w:val="0"/>
+                <w:color w:val="64748B"/>
+                <w:sz w:val="14"/>
+              </w:rPr>
+              <w:t>Démographie</w:t>
+            </w:r>
+          </w:p>
+        </w:tc>
+        <w:tc>
+          <w:tcPr>
+            <w:tcW w:type="dxa" w:w="1531"/>
+          </w:tcPr>
+          <w:p>
+            <w:r>
+              <w:rPr>
+                <w:b/>
+                <w:i w:val="0"/>
+                <w:color w:val="16A34A"/>
+                <w:sz w:val="16"/>
+              </w:rPr>
+              <w:t>—</w:t>
+            </w:r>
+          </w:p>
+        </w:tc>
+        <w:tc>
+          <w:tcPr>
+            <w:tcW w:type="dxa" w:w="1191"/>
+          </w:tcPr>
+          <w:p>
+            <w:r>
+              <w:rPr>
+                <w:b w:val="0"/>
+                <w:i w:val="0"/>
+                <w:color w:val="64748B"/>
+                <w:sz w:val="16"/>
+              </w:rPr>
+              <w:t>GT-CQ</w:t>
+            </w:r>
+          </w:p>
+        </w:tc>
+        <w:tc>
+          <w:tcPr>
+            <w:tcW w:type="dxa" w:w="4706"/>
+          </w:tcPr>
+          <w:p>
+            <w:r>
+              <w:rPr>
+                <w:b w:val="0"/>
+                <w:i w:val="0"/>
+                <w:sz w:val="17"/>
+              </w:rPr>
+              <w:t>Prière de verifier l'information donnée par MAME AMINATA YACINE MBAYE ou corriger au niveau de la section 1.</w:t>
+            </w:r>
+          </w:p>
+        </w:tc>
+      </w:tr>
+      <w:tr>
+        <w:tc>
+          <w:tcPr>
+            <w:tcW w:type="dxa" w:w="964"/>
+          </w:tcPr>
+          <w:p>
+            <w:r>
+              <w:rPr>
+                <w:b/>
+                <w:i w:val="0"/>
+                <w:color w:val="EA580C"/>
+                <w:sz w:val="16"/>
+              </w:rPr>
+              <w:t>Moyenne</w:t>
+            </w:r>
+          </w:p>
+        </w:tc>
+        <w:tc>
+          <w:tcPr>
+            <w:tcW w:type="dxa" w:w="1247"/>
+          </w:tcPr>
+          <w:p>
+            <w:r>
+              <w:rPr>
+                <w:b/>
+                <w:i w:val="0"/>
+                <w:sz w:val="16"/>
+              </w:rPr>
+              <w:t>S01</w:t>
+              <w:br/>
+            </w:r>
+            <w:r>
+              <w:rPr>
+                <w:b w:val="0"/>
+                <w:i w:val="0"/>
+                <w:color w:val="64748B"/>
+                <w:sz w:val="14"/>
+              </w:rPr>
+              <w:t>Démographie</w:t>
+            </w:r>
+          </w:p>
+        </w:tc>
+        <w:tc>
+          <w:tcPr>
+            <w:tcW w:type="dxa" w:w="1531"/>
+          </w:tcPr>
+          <w:p>
+            <w:r>
+              <w:rPr>
+                <w:b/>
+                <w:i w:val="0"/>
+                <w:color w:val="16A34A"/>
+                <w:sz w:val="16"/>
+              </w:rPr>
+              <w:t>—</w:t>
+            </w:r>
+          </w:p>
+        </w:tc>
+        <w:tc>
+          <w:tcPr>
+            <w:tcW w:type="dxa" w:w="1191"/>
+          </w:tcPr>
+          <w:p>
+            <w:r>
+              <w:rPr>
+                <w:b w:val="0"/>
+                <w:i w:val="0"/>
+                <w:color w:val="64748B"/>
+                <w:sz w:val="16"/>
+              </w:rPr>
+              <w:t>GT-CQ</w:t>
+            </w:r>
+          </w:p>
+        </w:tc>
+        <w:tc>
+          <w:tcPr>
+            <w:tcW w:type="dxa" w:w="4706"/>
+          </w:tcPr>
+          <w:p>
+            <w:r>
+              <w:rPr>
+                <w:b w:val="0"/>
+                <w:i w:val="0"/>
+                <w:sz w:val="17"/>
+              </w:rPr>
+              <w:t>Prière de verifier l'information donnée par MAME ASTAFA SAFIETOU YACINE MBAYE ou corriger au niveau de la section 1.</w:t>
+            </w:r>
+          </w:p>
+        </w:tc>
+      </w:tr>
+      <w:tr>
+        <w:tc>
+          <w:tcPr>
+            <w:tcW w:type="dxa" w:w="964"/>
+          </w:tcPr>
+          <w:p>
+            <w:r>
+              <w:rPr>
+                <w:b/>
+                <w:i w:val="0"/>
+                <w:color w:val="EA580C"/>
+                <w:sz w:val="16"/>
+              </w:rPr>
+              <w:t>Moyenne</w:t>
+            </w:r>
+          </w:p>
+        </w:tc>
+        <w:tc>
+          <w:tcPr>
+            <w:tcW w:type="dxa" w:w="1247"/>
+          </w:tcPr>
+          <w:p>
+            <w:r>
+              <w:rPr>
+                <w:b/>
+                <w:i w:val="0"/>
+                <w:sz w:val="16"/>
+              </w:rPr>
+              <w:t>S01</w:t>
+              <w:br/>
+            </w:r>
+            <w:r>
+              <w:rPr>
+                <w:b w:val="0"/>
+                <w:i w:val="0"/>
+                <w:color w:val="64748B"/>
+                <w:sz w:val="14"/>
+              </w:rPr>
+              <w:t>Démographie</w:t>
+            </w:r>
+          </w:p>
+        </w:tc>
+        <w:tc>
+          <w:tcPr>
+            <w:tcW w:type="dxa" w:w="1531"/>
+          </w:tcPr>
+          <w:p>
+            <w:r>
+              <w:rPr>
+                <w:b/>
+                <w:i w:val="0"/>
+                <w:color w:val="16A34A"/>
+                <w:sz w:val="16"/>
+              </w:rPr>
+              <w:t>—</w:t>
+            </w:r>
+          </w:p>
+        </w:tc>
+        <w:tc>
+          <w:tcPr>
+            <w:tcW w:type="dxa" w:w="1191"/>
+          </w:tcPr>
+          <w:p>
+            <w:r>
+              <w:rPr>
+                <w:b w:val="0"/>
+                <w:i w:val="0"/>
+                <w:color w:val="64748B"/>
+                <w:sz w:val="16"/>
+              </w:rPr>
+              <w:t>GT-CQ</w:t>
+            </w:r>
+          </w:p>
+        </w:tc>
+        <w:tc>
+          <w:tcPr>
+            <w:tcW w:type="dxa" w:w="4706"/>
+          </w:tcPr>
+          <w:p>
+            <w:r>
+              <w:rPr>
+                <w:b w:val="0"/>
+                <w:i w:val="0"/>
+                <w:sz w:val="17"/>
+              </w:rPr>
+              <w:t>Prière de verifier l'information donnée par MANSOUR IBRAHIMA MBAYE ou corriger au niveau de la section 1.</w:t>
+            </w:r>
+          </w:p>
+        </w:tc>
+      </w:tr>
+      <w:tr>
+        <w:tc>
+          <w:tcPr>
+            <w:tcW w:type="dxa" w:w="964"/>
+          </w:tcPr>
+          <w:p>
+            <w:r>
+              <w:rPr>
+                <w:b/>
+                <w:i w:val="0"/>
+                <w:color w:val="EA580C"/>
+                <w:sz w:val="16"/>
+              </w:rPr>
+              <w:t>Moyenne</w:t>
+            </w:r>
+          </w:p>
+        </w:tc>
+        <w:tc>
+          <w:tcPr>
+            <w:tcW w:type="dxa" w:w="1247"/>
+          </w:tcPr>
+          <w:p>
+            <w:r>
+              <w:rPr>
+                <w:b/>
+                <w:i w:val="0"/>
+                <w:sz w:val="16"/>
+              </w:rPr>
+              <w:t>S01</w:t>
+              <w:br/>
+            </w:r>
+            <w:r>
+              <w:rPr>
+                <w:b w:val="0"/>
+                <w:i w:val="0"/>
+                <w:color w:val="64748B"/>
+                <w:sz w:val="14"/>
+              </w:rPr>
+              <w:t>Démographie</w:t>
+            </w:r>
+          </w:p>
+        </w:tc>
+        <w:tc>
+          <w:tcPr>
+            <w:tcW w:type="dxa" w:w="1531"/>
+          </w:tcPr>
+          <w:p>
+            <w:r>
+              <w:rPr>
+                <w:b/>
+                <w:i w:val="0"/>
+                <w:color w:val="16A34A"/>
+                <w:sz w:val="16"/>
+              </w:rPr>
+              <w:t>s01q23, s01q00b, s01q23_autre</w:t>
+            </w:r>
+          </w:p>
+        </w:tc>
+        <w:tc>
+          <w:tcPr>
+            <w:tcW w:type="dxa" w:w="1191"/>
+          </w:tcPr>
+          <w:p>
+            <w:r>
+              <w:rPr>
+                <w:b w:val="0"/>
+                <w:i w:val="0"/>
+                <w:color w:val="64748B"/>
+                <w:sz w:val="16"/>
+              </w:rPr>
+              <w:t>GT-CQ</w:t>
+            </w:r>
+          </w:p>
+        </w:tc>
+        <w:tc>
+          <w:tcPr>
+            <w:tcW w:type="dxa" w:w="4706"/>
+          </w:tcPr>
+          <w:p>
+            <w:r>
+              <w:rPr>
+                <w:b w:val="0"/>
+                <w:i w:val="0"/>
+                <w:sz w:val="17"/>
+              </w:rPr>
+              <w:t>La raison principale pour laquelle que MARIAME MBAYE est venu vivre dans cette localité est école coranique et semble exister dans les modalités, prière de prendre attache avec le QG pour plus d'explication afin de la classer bien.</w:t>
+            </w:r>
+          </w:p>
+        </w:tc>
+      </w:tr>
+      <w:tr>
+        <w:tc>
+          <w:tcPr>
+            <w:tcW w:type="dxa" w:w="964"/>
+          </w:tcPr>
+          <w:p>
+            <w:r>
+              <w:rPr>
+                <w:b/>
+                <w:i w:val="0"/>
+                <w:color w:val="EA580C"/>
+                <w:sz w:val="16"/>
+              </w:rPr>
+              <w:t>Moyenne</w:t>
+            </w:r>
+          </w:p>
+        </w:tc>
+        <w:tc>
+          <w:tcPr>
+            <w:tcW w:type="dxa" w:w="1247"/>
+          </w:tcPr>
+          <w:p>
+            <w:r>
+              <w:rPr>
+                <w:b/>
+                <w:i w:val="0"/>
+                <w:sz w:val="16"/>
+              </w:rPr>
               <w:t>S02</w:t>
               <w:br/>
             </w:r>
@@ -1624,7 +2434,7 @@
                 <w:color w:val="16A34A"/>
                 <w:sz w:val="16"/>
               </w:rPr>
-              <w:t>s02q33, s01q00b</w:t>
+              <w:t>s01q63, s00q04, s02q25, s01q00b, s02q17_2, s02q15_2</w:t>
             </w:r>
           </w:p>
         </w:tc>
@@ -1655,7 +2465,7 @@
                 <w:i w:val="0"/>
                 <w:sz w:val="17"/>
               </w:rPr>
-              <w:t>Incoherent!!! La dernière fois que MARIAME MBAYE a  fréquenté l'école est 9999.</w:t>
+              <w:t>Dans les milieux urbains c'est peu probable de voir une école dont les élèves ou étudiants ne dépensent pas en frais d'uniformes, prière de verifier pour KHADIDIATOU MBAYE qui fréquente 5ème année de Primaire et corriger ou confirmer avec le QG.</w:t>
             </w:r>
           </w:p>
         </w:tc>
@@ -1670,10 +2480,10 @@
               <w:rPr>
                 <w:b/>
                 <w:i w:val="0"/>
-                <w:color w:val="DC2626"/>
-                <w:sz w:val="16"/>
-              </w:rPr>
-              <w:t>Haute</w:t>
+                <w:color w:val="EA580C"/>
+                <w:sz w:val="16"/>
+              </w:rPr>
+              <w:t>Moyenne</w:t>
             </w:r>
           </w:p>
         </w:tc>
@@ -1714,7 +2524,7 @@
                 <w:color w:val="16A34A"/>
                 <w:sz w:val="16"/>
               </w:rPr>
-              <w:t>s02q33, s01q00b</w:t>
+              <w:t>s01q25, s01q29, s01q30, s04q46, s01q00b</w:t>
             </w:r>
           </w:p>
         </w:tc>
@@ -1745,7 +2555,7 @@
                 <w:i w:val="0"/>
                 <w:sz w:val="17"/>
               </w:rPr>
-              <w:t>Incoherent!!! La dernière fois que MAME AMINATA YACINE MBAYE a  fréquenté l'école est 9999.</w:t>
+              <w:t>Il manque des informations non renseignées de KHADIDIATOU MBAYE , prière de renseignés toutes les questions liées à KHADIDIATOU MBAYE .</w:t>
             </w:r>
           </w:p>
         </w:tc>
@@ -1760,10 +2570,10 @@
               <w:rPr>
                 <w:b/>
                 <w:i w:val="0"/>
-                <w:color w:val="DC2626"/>
-                <w:sz w:val="16"/>
-              </w:rPr>
-              <w:t>Haute</w:t>
+                <w:color w:val="EA580C"/>
+                <w:sz w:val="16"/>
+              </w:rPr>
+              <w:t>Moyenne</w:t>
             </w:r>
           </w:p>
         </w:tc>
@@ -1778,7 +2588,7 @@
                 <w:i w:val="0"/>
                 <w:sz w:val="16"/>
               </w:rPr>
-              <w:t>S11</w:t>
+              <w:t>S02</w:t>
               <w:br/>
             </w:r>
             <w:r>
@@ -1788,7 +2598,7 @@
                 <w:color w:val="64748B"/>
                 <w:sz w:val="14"/>
               </w:rPr>
-              <w:t>Logement / cadre de vie</w:t>
+              <w:t>Éducation</w:t>
             </w:r>
           </w:p>
         </w:tc>
@@ -1804,7 +2614,7 @@
                 <w:color w:val="16A34A"/>
                 <w:sz w:val="16"/>
               </w:rPr>
-              <w:t>s01q10, s02q30, s02q34, s03q50, s04q23, s04q24, s04q37, s04q44</w:t>
+              <w:t>s01q63, s00q04, s02q25, s01q00b, s02q17_2, s02q15_2</w:t>
             </w:r>
           </w:p>
         </w:tc>
@@ -1835,7 +2645,7 @@
                 <w:i w:val="0"/>
                 <w:sz w:val="17"/>
               </w:rPr>
-              <w:t>Le montant de la dernière facture d'eau est de 0 FCFA  qui semble incohérent, Prière de vérifier les questions 11.23a et 11.23b auprès du ménage ou confirmer.</w:t>
+              <w:t>Dans les milieux urbains c'est peu probable de voir une école dont les élèves ou étudiants ne dépensent pas en frais d'uniformes, prière de verifier pour MAMA FATOU MBAYE qui fréquente 1ére année de Primaire et corriger ou confirmer avec le QG.</w:t>
             </w:r>
           </w:p>
         </w:tc>
@@ -1868,7 +2678,7 @@
                 <w:i w:val="0"/>
                 <w:sz w:val="16"/>
               </w:rPr>
-              <w:t>S00</w:t>
+              <w:t>S02</w:t>
               <w:br/>
             </w:r>
             <w:r>
@@ -1878,7 +2688,7 @@
                 <w:color w:val="64748B"/>
                 <w:sz w:val="14"/>
               </w:rPr>
-              <w:t>Identification</w:t>
+              <w:t>Éducation</w:t>
             </w:r>
           </w:p>
         </w:tc>
@@ -1894,7 +2704,7 @@
                 <w:color w:val="16A34A"/>
                 <w:sz w:val="16"/>
               </w:rPr>
-              <w:t>—</w:t>
+              <w:t>s01q63, s00q04, s02q25, s01q00b, s02q17_2, s02q15_2</w:t>
             </w:r>
           </w:p>
         </w:tc>
@@ -1925,1447 +2735,7 @@
                 <w:i w:val="0"/>
                 <w:sz w:val="17"/>
               </w:rPr>
-              <w:t>L'adresse ou la localisation du ménage doit être bien renseignée, ne doit pas contenir des numéros de téléphone et elle semble courte pour être une adresse.</w:t>
-            </w:r>
-          </w:p>
-        </w:tc>
-      </w:tr>
-      <w:tr>
-        <w:tc>
-          <w:tcPr>
-            <w:tcW w:type="dxa" w:w="964"/>
-          </w:tcPr>
-          <w:p>
-            <w:r>
-              <w:rPr>
-                <w:b/>
-                <w:i w:val="0"/>
-                <w:color w:val="EA580C"/>
-                <w:sz w:val="16"/>
-              </w:rPr>
-              <w:t>Moyenne</w:t>
-            </w:r>
-          </w:p>
-        </w:tc>
-        <w:tc>
-          <w:tcPr>
-            <w:tcW w:type="dxa" w:w="1247"/>
-          </w:tcPr>
-          <w:p>
-            <w:r>
-              <w:rPr>
-                <w:b/>
-                <w:i w:val="0"/>
-                <w:sz w:val="16"/>
-              </w:rPr>
-              <w:t>S00</w:t>
-              <w:br/>
-            </w:r>
-            <w:r>
-              <w:rPr>
-                <w:b w:val="0"/>
-                <w:i w:val="0"/>
-                <w:color w:val="64748B"/>
-                <w:sz w:val="14"/>
-              </w:rPr>
-              <w:t>Identification</w:t>
-            </w:r>
-          </w:p>
-        </w:tc>
-        <w:tc>
-          <w:tcPr>
-            <w:tcW w:type="dxa" w:w="1531"/>
-          </w:tcPr>
-          <w:p>
-            <w:r>
-              <w:rPr>
-                <w:b/>
-                <w:i w:val="0"/>
-                <w:color w:val="16A34A"/>
-                <w:sz w:val="16"/>
-              </w:rPr>
-              <w:t>—</w:t>
-            </w:r>
-          </w:p>
-        </w:tc>
-        <w:tc>
-          <w:tcPr>
-            <w:tcW w:type="dxa" w:w="1191"/>
-          </w:tcPr>
-          <w:p>
-            <w:r>
-              <w:rPr>
-                <w:b w:val="0"/>
-                <w:i w:val="0"/>
-                <w:color w:val="64748B"/>
-                <w:sz w:val="16"/>
-              </w:rPr>
-              <w:t>GT-CQ</w:t>
-            </w:r>
-          </w:p>
-        </w:tc>
-        <w:tc>
-          <w:tcPr>
-            <w:tcW w:type="dxa" w:w="4706"/>
-          </w:tcPr>
-          <w:p>
-            <w:r>
-              <w:rPr>
-                <w:b w:val="0"/>
-                <w:i w:val="0"/>
-                <w:sz w:val="17"/>
-              </w:rPr>
-              <w:t>Prière de renseigner la bonne adresse.Attention! Il manque des informations non renseignées dans la section 0, prière de regarder toutes les autres informations dans l'identification du ménage (IDENTIFICATION ET RENSEIGNEMENTS DE CONTROLE) ou dans OBSERVATIONS pour pouvoir renseigné toutes les questions liées au ménage.</w:t>
-            </w:r>
-          </w:p>
-        </w:tc>
-      </w:tr>
-      <w:tr>
-        <w:tc>
-          <w:tcPr>
-            <w:tcW w:type="dxa" w:w="964"/>
-          </w:tcPr>
-          <w:p>
-            <w:r>
-              <w:rPr>
-                <w:b/>
-                <w:i w:val="0"/>
-                <w:color w:val="EA580C"/>
-                <w:sz w:val="16"/>
-              </w:rPr>
-              <w:t>Moyenne</w:t>
-            </w:r>
-          </w:p>
-        </w:tc>
-        <w:tc>
-          <w:tcPr>
-            <w:tcW w:type="dxa" w:w="1247"/>
-          </w:tcPr>
-          <w:p>
-            <w:r>
-              <w:rPr>
-                <w:b/>
-                <w:i w:val="0"/>
-                <w:sz w:val="16"/>
-              </w:rPr>
-              <w:t>S01</w:t>
-              <w:br/>
-            </w:r>
-            <w:r>
-              <w:rPr>
-                <w:b w:val="0"/>
-                <w:i w:val="0"/>
-                <w:color w:val="64748B"/>
-                <w:sz w:val="14"/>
-              </w:rPr>
-              <w:t>Démographie</w:t>
-            </w:r>
-          </w:p>
-        </w:tc>
-        <w:tc>
-          <w:tcPr>
-            <w:tcW w:type="dxa" w:w="1531"/>
-          </w:tcPr>
-          <w:p>
-            <w:r>
-              <w:rPr>
-                <w:b/>
-                <w:i w:val="0"/>
-                <w:color w:val="16A34A"/>
-                <w:sz w:val="16"/>
-              </w:rPr>
-              <w:t>—</w:t>
-            </w:r>
-          </w:p>
-        </w:tc>
-        <w:tc>
-          <w:tcPr>
-            <w:tcW w:type="dxa" w:w="1191"/>
-          </w:tcPr>
-          <w:p>
-            <w:r>
-              <w:rPr>
-                <w:b w:val="0"/>
-                <w:i w:val="0"/>
-                <w:color w:val="64748B"/>
-                <w:sz w:val="16"/>
-              </w:rPr>
-              <w:t>GT-CQ</w:t>
-            </w:r>
-          </w:p>
-        </w:tc>
-        <w:tc>
-          <w:tcPr>
-            <w:tcW w:type="dxa" w:w="4706"/>
-          </w:tcPr>
-          <w:p>
-            <w:r>
-              <w:rPr>
-                <w:b w:val="0"/>
-                <w:i w:val="0"/>
-                <w:sz w:val="17"/>
-              </w:rPr>
-              <w:t>Prière de verifier l'information donnée par DAODA SALL MBAYE ou corriger au niveau de la section 1.</w:t>
-            </w:r>
-          </w:p>
-        </w:tc>
-      </w:tr>
-      <w:tr>
-        <w:tc>
-          <w:tcPr>
-            <w:tcW w:type="dxa" w:w="964"/>
-          </w:tcPr>
-          <w:p>
-            <w:r>
-              <w:rPr>
-                <w:b/>
-                <w:i w:val="0"/>
-                <w:color w:val="EA580C"/>
-                <w:sz w:val="16"/>
-              </w:rPr>
-              <w:t>Moyenne</w:t>
-            </w:r>
-          </w:p>
-        </w:tc>
-        <w:tc>
-          <w:tcPr>
-            <w:tcW w:type="dxa" w:w="1247"/>
-          </w:tcPr>
-          <w:p>
-            <w:r>
-              <w:rPr>
-                <w:b/>
-                <w:i w:val="0"/>
-                <w:sz w:val="16"/>
-              </w:rPr>
-              <w:t>S01</w:t>
-              <w:br/>
-            </w:r>
-            <w:r>
-              <w:rPr>
-                <w:b w:val="0"/>
-                <w:i w:val="0"/>
-                <w:color w:val="64748B"/>
-                <w:sz w:val="14"/>
-              </w:rPr>
-              <w:t>Démographie</w:t>
-            </w:r>
-          </w:p>
-        </w:tc>
-        <w:tc>
-          <w:tcPr>
-            <w:tcW w:type="dxa" w:w="1531"/>
-          </w:tcPr>
-          <w:p>
-            <w:r>
-              <w:rPr>
-                <w:b/>
-                <w:i w:val="0"/>
-                <w:color w:val="16A34A"/>
-                <w:sz w:val="16"/>
-              </w:rPr>
-              <w:t>—</w:t>
-            </w:r>
-          </w:p>
-        </w:tc>
-        <w:tc>
-          <w:tcPr>
-            <w:tcW w:type="dxa" w:w="1191"/>
-          </w:tcPr>
-          <w:p>
-            <w:r>
-              <w:rPr>
-                <w:b w:val="0"/>
-                <w:i w:val="0"/>
-                <w:color w:val="64748B"/>
-                <w:sz w:val="16"/>
-              </w:rPr>
-              <w:t>GT-CQ</w:t>
-            </w:r>
-          </w:p>
-        </w:tc>
-        <w:tc>
-          <w:tcPr>
-            <w:tcW w:type="dxa" w:w="4706"/>
-          </w:tcPr>
-          <w:p>
-            <w:r>
-              <w:rPr>
-                <w:b w:val="0"/>
-                <w:i w:val="0"/>
-                <w:sz w:val="17"/>
-              </w:rPr>
-              <w:t>Prière de verifier l'information donnée par KHADIDIATOU MBAYE ou corriger au niveau de la section 1.</w:t>
-            </w:r>
-          </w:p>
-        </w:tc>
-      </w:tr>
-      <w:tr>
-        <w:tc>
-          <w:tcPr>
-            <w:tcW w:type="dxa" w:w="964"/>
-          </w:tcPr>
-          <w:p>
-            <w:r>
-              <w:rPr>
-                <w:b/>
-                <w:i w:val="0"/>
-                <w:color w:val="EA580C"/>
-                <w:sz w:val="16"/>
-              </w:rPr>
-              <w:t>Moyenne</w:t>
-            </w:r>
-          </w:p>
-        </w:tc>
-        <w:tc>
-          <w:tcPr>
-            <w:tcW w:type="dxa" w:w="1247"/>
-          </w:tcPr>
-          <w:p>
-            <w:r>
-              <w:rPr>
-                <w:b/>
-                <w:i w:val="0"/>
-                <w:sz w:val="16"/>
-              </w:rPr>
-              <w:t>S01</w:t>
-              <w:br/>
-            </w:r>
-            <w:r>
-              <w:rPr>
-                <w:b w:val="0"/>
-                <w:i w:val="0"/>
-                <w:color w:val="64748B"/>
-                <w:sz w:val="14"/>
-              </w:rPr>
-              <w:t>Démographie</w:t>
-            </w:r>
-          </w:p>
-        </w:tc>
-        <w:tc>
-          <w:tcPr>
-            <w:tcW w:type="dxa" w:w="1531"/>
-          </w:tcPr>
-          <w:p>
-            <w:r>
-              <w:rPr>
-                <w:b/>
-                <w:i w:val="0"/>
-                <w:color w:val="16A34A"/>
-                <w:sz w:val="16"/>
-              </w:rPr>
-              <w:t>—</w:t>
-            </w:r>
-          </w:p>
-        </w:tc>
-        <w:tc>
-          <w:tcPr>
-            <w:tcW w:type="dxa" w:w="1191"/>
-          </w:tcPr>
-          <w:p>
-            <w:r>
-              <w:rPr>
-                <w:b w:val="0"/>
-                <w:i w:val="0"/>
-                <w:color w:val="64748B"/>
-                <w:sz w:val="16"/>
-              </w:rPr>
-              <w:t>GT-CQ</w:t>
-            </w:r>
-          </w:p>
-        </w:tc>
-        <w:tc>
-          <w:tcPr>
-            <w:tcW w:type="dxa" w:w="4706"/>
-          </w:tcPr>
-          <w:p>
-            <w:r>
-              <w:rPr>
-                <w:b w:val="0"/>
-                <w:i w:val="0"/>
-                <w:sz w:val="17"/>
-              </w:rPr>
-              <w:t>Prière de verifier l'information donnée par MAME AMINATA YACINE MBAYE ou corriger au niveau de la section 1.</w:t>
-            </w:r>
-          </w:p>
-        </w:tc>
-      </w:tr>
-      <w:tr>
-        <w:tc>
-          <w:tcPr>
-            <w:tcW w:type="dxa" w:w="964"/>
-          </w:tcPr>
-          <w:p>
-            <w:r>
-              <w:rPr>
-                <w:b/>
-                <w:i w:val="0"/>
-                <w:color w:val="EA580C"/>
-                <w:sz w:val="16"/>
-              </w:rPr>
-              <w:t>Moyenne</w:t>
-            </w:r>
-          </w:p>
-        </w:tc>
-        <w:tc>
-          <w:tcPr>
-            <w:tcW w:type="dxa" w:w="1247"/>
-          </w:tcPr>
-          <w:p>
-            <w:r>
-              <w:rPr>
-                <w:b/>
-                <w:i w:val="0"/>
-                <w:sz w:val="16"/>
-              </w:rPr>
-              <w:t>S01</w:t>
-              <w:br/>
-            </w:r>
-            <w:r>
-              <w:rPr>
-                <w:b w:val="0"/>
-                <w:i w:val="0"/>
-                <w:color w:val="64748B"/>
-                <w:sz w:val="14"/>
-              </w:rPr>
-              <w:t>Démographie</w:t>
-            </w:r>
-          </w:p>
-        </w:tc>
-        <w:tc>
-          <w:tcPr>
-            <w:tcW w:type="dxa" w:w="1531"/>
-          </w:tcPr>
-          <w:p>
-            <w:r>
-              <w:rPr>
-                <w:b/>
-                <w:i w:val="0"/>
-                <w:color w:val="16A34A"/>
-                <w:sz w:val="16"/>
-              </w:rPr>
-              <w:t>—</w:t>
-            </w:r>
-          </w:p>
-        </w:tc>
-        <w:tc>
-          <w:tcPr>
-            <w:tcW w:type="dxa" w:w="1191"/>
-          </w:tcPr>
-          <w:p>
-            <w:r>
-              <w:rPr>
-                <w:b w:val="0"/>
-                <w:i w:val="0"/>
-                <w:color w:val="64748B"/>
-                <w:sz w:val="16"/>
-              </w:rPr>
-              <w:t>GT-CQ</w:t>
-            </w:r>
-          </w:p>
-        </w:tc>
-        <w:tc>
-          <w:tcPr>
-            <w:tcW w:type="dxa" w:w="4706"/>
-          </w:tcPr>
-          <w:p>
-            <w:r>
-              <w:rPr>
-                <w:b w:val="0"/>
-                <w:i w:val="0"/>
-                <w:sz w:val="17"/>
-              </w:rPr>
-              <w:t>Prière de verifier l'information donnée par MAME ASTAFA SAFIETOU YACINE MBAYE ou corriger au niveau de la section 1.</w:t>
-            </w:r>
-          </w:p>
-        </w:tc>
-      </w:tr>
-      <w:tr>
-        <w:tc>
-          <w:tcPr>
-            <w:tcW w:type="dxa" w:w="964"/>
-          </w:tcPr>
-          <w:p>
-            <w:r>
-              <w:rPr>
-                <w:b/>
-                <w:i w:val="0"/>
-                <w:color w:val="EA580C"/>
-                <w:sz w:val="16"/>
-              </w:rPr>
-              <w:t>Moyenne</w:t>
-            </w:r>
-          </w:p>
-        </w:tc>
-        <w:tc>
-          <w:tcPr>
-            <w:tcW w:type="dxa" w:w="1247"/>
-          </w:tcPr>
-          <w:p>
-            <w:r>
-              <w:rPr>
-                <w:b/>
-                <w:i w:val="0"/>
-                <w:sz w:val="16"/>
-              </w:rPr>
-              <w:t>S01</w:t>
-              <w:br/>
-            </w:r>
-            <w:r>
-              <w:rPr>
-                <w:b w:val="0"/>
-                <w:i w:val="0"/>
-                <w:color w:val="64748B"/>
-                <w:sz w:val="14"/>
-              </w:rPr>
-              <w:t>Démographie</w:t>
-            </w:r>
-          </w:p>
-        </w:tc>
-        <w:tc>
-          <w:tcPr>
-            <w:tcW w:type="dxa" w:w="1531"/>
-          </w:tcPr>
-          <w:p>
-            <w:r>
-              <w:rPr>
-                <w:b/>
-                <w:i w:val="0"/>
-                <w:color w:val="16A34A"/>
-                <w:sz w:val="16"/>
-              </w:rPr>
-              <w:t>—</w:t>
-            </w:r>
-          </w:p>
-        </w:tc>
-        <w:tc>
-          <w:tcPr>
-            <w:tcW w:type="dxa" w:w="1191"/>
-          </w:tcPr>
-          <w:p>
-            <w:r>
-              <w:rPr>
-                <w:b w:val="0"/>
-                <w:i w:val="0"/>
-                <w:color w:val="64748B"/>
-                <w:sz w:val="16"/>
-              </w:rPr>
-              <w:t>GT-CQ</w:t>
-            </w:r>
-          </w:p>
-        </w:tc>
-        <w:tc>
-          <w:tcPr>
-            <w:tcW w:type="dxa" w:w="4706"/>
-          </w:tcPr>
-          <w:p>
-            <w:r>
-              <w:rPr>
-                <w:b w:val="0"/>
-                <w:i w:val="0"/>
-                <w:sz w:val="17"/>
-              </w:rPr>
-              <w:t>Prière de verifier l'information donnée par MANSOUR IBRAHIMA MBAYE ou corriger au niveau de la section 1.</w:t>
-            </w:r>
-          </w:p>
-        </w:tc>
-      </w:tr>
-      <w:tr>
-        <w:tc>
-          <w:tcPr>
-            <w:tcW w:type="dxa" w:w="964"/>
-          </w:tcPr>
-          <w:p>
-            <w:r>
-              <w:rPr>
-                <w:b/>
-                <w:i w:val="0"/>
-                <w:color w:val="EA580C"/>
-                <w:sz w:val="16"/>
-              </w:rPr>
-              <w:t>Moyenne</w:t>
-            </w:r>
-          </w:p>
-        </w:tc>
-        <w:tc>
-          <w:tcPr>
-            <w:tcW w:type="dxa" w:w="1247"/>
-          </w:tcPr>
-          <w:p>
-            <w:r>
-              <w:rPr>
-                <w:b/>
-                <w:i w:val="0"/>
-                <w:sz w:val="16"/>
-              </w:rPr>
-              <w:t>S01</w:t>
-              <w:br/>
-            </w:r>
-            <w:r>
-              <w:rPr>
-                <w:b w:val="0"/>
-                <w:i w:val="0"/>
-                <w:color w:val="64748B"/>
-                <w:sz w:val="14"/>
-              </w:rPr>
-              <w:t>Démographie</w:t>
-            </w:r>
-          </w:p>
-        </w:tc>
-        <w:tc>
-          <w:tcPr>
-            <w:tcW w:type="dxa" w:w="1531"/>
-          </w:tcPr>
-          <w:p>
-            <w:r>
-              <w:rPr>
-                <w:b/>
-                <w:i w:val="0"/>
-                <w:color w:val="16A34A"/>
-                <w:sz w:val="16"/>
-              </w:rPr>
-              <w:t>s01q23, s01q00b, s01q23_autre</w:t>
-            </w:r>
-          </w:p>
-        </w:tc>
-        <w:tc>
-          <w:tcPr>
-            <w:tcW w:type="dxa" w:w="1191"/>
-          </w:tcPr>
-          <w:p>
-            <w:r>
-              <w:rPr>
-                <w:b w:val="0"/>
-                <w:i w:val="0"/>
-                <w:color w:val="64748B"/>
-                <w:sz w:val="16"/>
-              </w:rPr>
-              <w:t>GT-CQ</w:t>
-            </w:r>
-          </w:p>
-        </w:tc>
-        <w:tc>
-          <w:tcPr>
-            <w:tcW w:type="dxa" w:w="4706"/>
-          </w:tcPr>
-          <w:p>
-            <w:r>
-              <w:rPr>
-                <w:b w:val="0"/>
-                <w:i w:val="0"/>
-                <w:sz w:val="17"/>
-              </w:rPr>
-              <w:t>La raison principale pour laquelle que MARIAME MBAYE est venu vivre dans cette localité est école coranique et semble exister dans les modalités, prière de prendre attache avec le QG pour plus d'explication afin de la classer bien.</w:t>
-            </w:r>
-          </w:p>
-        </w:tc>
-      </w:tr>
-      <w:tr>
-        <w:tc>
-          <w:tcPr>
-            <w:tcW w:type="dxa" w:w="964"/>
-          </w:tcPr>
-          <w:p>
-            <w:r>
-              <w:rPr>
-                <w:b/>
-                <w:i w:val="0"/>
-                <w:color w:val="EA580C"/>
-                <w:sz w:val="16"/>
-              </w:rPr>
-              <w:t>Moyenne</w:t>
-            </w:r>
-          </w:p>
-        </w:tc>
-        <w:tc>
-          <w:tcPr>
-            <w:tcW w:type="dxa" w:w="1247"/>
-          </w:tcPr>
-          <w:p>
-            <w:r>
-              <w:rPr>
-                <w:b/>
-                <w:i w:val="0"/>
-                <w:sz w:val="16"/>
-              </w:rPr>
-              <w:t>S02</w:t>
-              <w:br/>
-            </w:r>
-            <w:r>
-              <w:rPr>
-                <w:b w:val="0"/>
-                <w:i w:val="0"/>
-                <w:color w:val="64748B"/>
-                <w:sz w:val="14"/>
-              </w:rPr>
-              <w:t>Éducation</w:t>
-            </w:r>
-          </w:p>
-        </w:tc>
-        <w:tc>
-          <w:tcPr>
-            <w:tcW w:type="dxa" w:w="1531"/>
-          </w:tcPr>
-          <w:p>
-            <w:r>
-              <w:rPr>
-                <w:b/>
-                <w:i w:val="0"/>
-                <w:color w:val="16A34A"/>
-                <w:sz w:val="16"/>
-              </w:rPr>
-              <w:t>—</w:t>
-            </w:r>
-          </w:p>
-        </w:tc>
-        <w:tc>
-          <w:tcPr>
-            <w:tcW w:type="dxa" w:w="1191"/>
-          </w:tcPr>
-          <w:p>
-            <w:r>
-              <w:rPr>
-                <w:b w:val="0"/>
-                <w:i w:val="0"/>
-                <w:color w:val="64748B"/>
-                <w:sz w:val="16"/>
-              </w:rPr>
-              <w:t>GT-CQ</w:t>
-            </w:r>
-          </w:p>
-        </w:tc>
-        <w:tc>
-          <w:tcPr>
-            <w:tcW w:type="dxa" w:w="4706"/>
-          </w:tcPr>
-          <w:p>
-            <w:r>
-              <w:rPr>
-                <w:b w:val="0"/>
-                <w:i w:val="0"/>
-                <w:sz w:val="17"/>
-              </w:rPr>
-              <w:t>veuillez, s'il vous plait, confirmer la cotisation ( 12000 FCFA) payée de DAODA SALL MBAYE avec le QG ou apporter les corrections nécessaires.</w:t>
-            </w:r>
-          </w:p>
-        </w:tc>
-      </w:tr>
-      <w:tr>
-        <w:tc>
-          <w:tcPr>
-            <w:tcW w:type="dxa" w:w="964"/>
-          </w:tcPr>
-          <w:p>
-            <w:r>
-              <w:rPr>
-                <w:b/>
-                <w:i w:val="0"/>
-                <w:color w:val="EA580C"/>
-                <w:sz w:val="16"/>
-              </w:rPr>
-              <w:t>Moyenne</w:t>
-            </w:r>
-          </w:p>
-        </w:tc>
-        <w:tc>
-          <w:tcPr>
-            <w:tcW w:type="dxa" w:w="1247"/>
-          </w:tcPr>
-          <w:p>
-            <w:r>
-              <w:rPr>
-                <w:b/>
-                <w:i w:val="0"/>
-                <w:sz w:val="16"/>
-              </w:rPr>
-              <w:t>S02</w:t>
-              <w:br/>
-            </w:r>
-            <w:r>
-              <w:rPr>
-                <w:b w:val="0"/>
-                <w:i w:val="0"/>
-                <w:color w:val="64748B"/>
-                <w:sz w:val="14"/>
-              </w:rPr>
-              <w:t>Éducation</w:t>
-            </w:r>
-          </w:p>
-        </w:tc>
-        <w:tc>
-          <w:tcPr>
-            <w:tcW w:type="dxa" w:w="1531"/>
-          </w:tcPr>
-          <w:p>
-            <w:r>
-              <w:rPr>
-                <w:b/>
-                <w:i w:val="0"/>
-                <w:color w:val="16A34A"/>
-                <w:sz w:val="16"/>
-              </w:rPr>
-              <w:t>—</w:t>
-            </w:r>
-          </w:p>
-        </w:tc>
-        <w:tc>
-          <w:tcPr>
-            <w:tcW w:type="dxa" w:w="1191"/>
-          </w:tcPr>
-          <w:p>
-            <w:r>
-              <w:rPr>
-                <w:b w:val="0"/>
-                <w:i w:val="0"/>
-                <w:color w:val="64748B"/>
-                <w:sz w:val="16"/>
-              </w:rPr>
-              <w:t>GT-CQ</w:t>
-            </w:r>
-          </w:p>
-        </w:tc>
-        <w:tc>
-          <w:tcPr>
-            <w:tcW w:type="dxa" w:w="4706"/>
-          </w:tcPr>
-          <w:p>
-            <w:r>
-              <w:rPr>
-                <w:b w:val="0"/>
-                <w:i w:val="0"/>
-                <w:sz w:val="17"/>
-              </w:rPr>
-              <w:t>veuillez, s'il vous plait, confirmer les frais de scolarité ( 1000 FCFA) payée de MAMA FATOU MBAYE avec le QG ou apporter les corrections nécessaires.</w:t>
-            </w:r>
-          </w:p>
-        </w:tc>
-      </w:tr>
-      <w:tr>
-        <w:tc>
-          <w:tcPr>
-            <w:tcW w:type="dxa" w:w="964"/>
-          </w:tcPr>
-          <w:p>
-            <w:r>
-              <w:rPr>
-                <w:b/>
-                <w:i w:val="0"/>
-                <w:color w:val="EA580C"/>
-                <w:sz w:val="16"/>
-              </w:rPr>
-              <w:t>Moyenne</w:t>
-            </w:r>
-          </w:p>
-        </w:tc>
-        <w:tc>
-          <w:tcPr>
-            <w:tcW w:type="dxa" w:w="1247"/>
-          </w:tcPr>
-          <w:p>
-            <w:r>
-              <w:rPr>
-                <w:b/>
-                <w:i w:val="0"/>
-                <w:sz w:val="16"/>
-              </w:rPr>
-              <w:t>S02</w:t>
-              <w:br/>
-            </w:r>
-            <w:r>
-              <w:rPr>
-                <w:b w:val="0"/>
-                <w:i w:val="0"/>
-                <w:color w:val="64748B"/>
-                <w:sz w:val="14"/>
-              </w:rPr>
-              <w:t>Éducation</w:t>
-            </w:r>
-          </w:p>
-        </w:tc>
-        <w:tc>
-          <w:tcPr>
-            <w:tcW w:type="dxa" w:w="1531"/>
-          </w:tcPr>
-          <w:p>
-            <w:r>
-              <w:rPr>
-                <w:b/>
-                <w:i w:val="0"/>
-                <w:color w:val="16A34A"/>
-                <w:sz w:val="16"/>
-              </w:rPr>
-              <w:t>s01q63, s00q04, s02q25, s01q00b, s02q17_2, s02q15_2</w:t>
-            </w:r>
-          </w:p>
-        </w:tc>
-        <w:tc>
-          <w:tcPr>
-            <w:tcW w:type="dxa" w:w="1191"/>
-          </w:tcPr>
-          <w:p>
-            <w:r>
-              <w:rPr>
-                <w:b w:val="0"/>
-                <w:i w:val="0"/>
-                <w:color w:val="64748B"/>
-                <w:sz w:val="16"/>
-              </w:rPr>
-              <w:t>GT-CQ</w:t>
-            </w:r>
-          </w:p>
-        </w:tc>
-        <w:tc>
-          <w:tcPr>
-            <w:tcW w:type="dxa" w:w="4706"/>
-          </w:tcPr>
-          <w:p>
-            <w:r>
-              <w:rPr>
-                <w:b w:val="0"/>
-                <w:i w:val="0"/>
-                <w:sz w:val="17"/>
-              </w:rPr>
-              <w:t>Dans les milieux urbains c'est peu probable de voir une école dont les élèves ou étudiants ne dépensent pas en frais d'uniformes, prière de verifier pour MAMA FATOU MBAYE qui fréquente 1ére année de Primaire et corriger ou confirmer avec le QG.</w:t>
-            </w:r>
-          </w:p>
-        </w:tc>
-      </w:tr>
-      <w:tr>
-        <w:tc>
-          <w:tcPr>
-            <w:tcW w:type="dxa" w:w="964"/>
-          </w:tcPr>
-          <w:p>
-            <w:r>
-              <w:rPr>
-                <w:b/>
-                <w:i w:val="0"/>
-                <w:color w:val="EA580C"/>
-                <w:sz w:val="16"/>
-              </w:rPr>
-              <w:t>Moyenne</w:t>
-            </w:r>
-          </w:p>
-        </w:tc>
-        <w:tc>
-          <w:tcPr>
-            <w:tcW w:type="dxa" w:w="1247"/>
-          </w:tcPr>
-          <w:p>
-            <w:r>
-              <w:rPr>
-                <w:b/>
-                <w:i w:val="0"/>
-                <w:sz w:val="16"/>
-              </w:rPr>
-              <w:t>S02</w:t>
-              <w:br/>
-            </w:r>
-            <w:r>
-              <w:rPr>
-                <w:b w:val="0"/>
-                <w:i w:val="0"/>
-                <w:color w:val="64748B"/>
-                <w:sz w:val="14"/>
-              </w:rPr>
-              <w:t>Éducation</w:t>
-            </w:r>
-          </w:p>
-        </w:tc>
-        <w:tc>
-          <w:tcPr>
-            <w:tcW w:type="dxa" w:w="1531"/>
-          </w:tcPr>
-          <w:p>
-            <w:r>
-              <w:rPr>
-                <w:b/>
-                <w:i w:val="0"/>
-                <w:color w:val="16A34A"/>
-                <w:sz w:val="16"/>
-              </w:rPr>
-              <w:t>—</w:t>
-            </w:r>
-          </w:p>
-        </w:tc>
-        <w:tc>
-          <w:tcPr>
-            <w:tcW w:type="dxa" w:w="1191"/>
-          </w:tcPr>
-          <w:p>
-            <w:r>
-              <w:rPr>
-                <w:b w:val="0"/>
-                <w:i w:val="0"/>
-                <w:color w:val="64748B"/>
-                <w:sz w:val="16"/>
-              </w:rPr>
-              <w:t>GT-CQ</w:t>
-            </w:r>
-          </w:p>
-        </w:tc>
-        <w:tc>
-          <w:tcPr>
-            <w:tcW w:type="dxa" w:w="4706"/>
-          </w:tcPr>
-          <w:p>
-            <w:r>
-              <w:rPr>
-                <w:b w:val="0"/>
-                <w:i w:val="0"/>
-                <w:sz w:val="17"/>
-              </w:rPr>
-              <w:t>veuillez, s'il vous plait, confirmer les frais de scolarité ( 3000 FCFA) payée de MAME ASTAFA SAFIETOU YACINE MBAYE avec le QG ou apporter les corrections nécessaires.</w:t>
-            </w:r>
-          </w:p>
-        </w:tc>
-      </w:tr>
-      <w:tr>
-        <w:tc>
-          <w:tcPr>
-            <w:tcW w:type="dxa" w:w="964"/>
-          </w:tcPr>
-          <w:p>
-            <w:r>
-              <w:rPr>
-                <w:b/>
-                <w:i w:val="0"/>
-                <w:color w:val="EA580C"/>
-                <w:sz w:val="16"/>
-              </w:rPr>
-              <w:t>Moyenne</w:t>
-            </w:r>
-          </w:p>
-        </w:tc>
-        <w:tc>
-          <w:tcPr>
-            <w:tcW w:type="dxa" w:w="1247"/>
-          </w:tcPr>
-          <w:p>
-            <w:r>
-              <w:rPr>
-                <w:b/>
-                <w:i w:val="0"/>
-                <w:sz w:val="16"/>
-              </w:rPr>
-              <w:t>S02</w:t>
-              <w:br/>
-            </w:r>
-            <w:r>
-              <w:rPr>
-                <w:b w:val="0"/>
-                <w:i w:val="0"/>
-                <w:color w:val="64748B"/>
-                <w:sz w:val="14"/>
-              </w:rPr>
-              <w:t>Éducation</w:t>
-            </w:r>
-          </w:p>
-        </w:tc>
-        <w:tc>
-          <w:tcPr>
-            <w:tcW w:type="dxa" w:w="1531"/>
-          </w:tcPr>
-          <w:p>
-            <w:r>
-              <w:rPr>
-                <w:b/>
-                <w:i w:val="0"/>
-                <w:color w:val="16A34A"/>
-                <w:sz w:val="16"/>
-              </w:rPr>
-              <w:t>s01q63, s00q04, s02q25, s01q00b, s02q17_2, s02q15_2</w:t>
-            </w:r>
-          </w:p>
-        </w:tc>
-        <w:tc>
-          <w:tcPr>
-            <w:tcW w:type="dxa" w:w="1191"/>
-          </w:tcPr>
-          <w:p>
-            <w:r>
-              <w:rPr>
-                <w:b w:val="0"/>
-                <w:i w:val="0"/>
-                <w:color w:val="64748B"/>
-                <w:sz w:val="16"/>
-              </w:rPr>
-              <w:t>GT-CQ</w:t>
-            </w:r>
-          </w:p>
-        </w:tc>
-        <w:tc>
-          <w:tcPr>
-            <w:tcW w:type="dxa" w:w="4706"/>
-          </w:tcPr>
-          <w:p>
-            <w:r>
-              <w:rPr>
-                <w:b w:val="0"/>
-                <w:i w:val="0"/>
-                <w:sz w:val="17"/>
-              </w:rPr>
               <w:t>Dans les milieux urbains c'est peu probable de voir une école dont les élèves ou étudiants ne dépensent pas en frais d'uniformes, prière de verifier pour MAME ASTAFA SAFIETOU YACINE MBAYE qui fréquente 4ème année de Primaire et corriger ou confirmer avec le QG.</w:t>
-            </w:r>
-          </w:p>
-        </w:tc>
-      </w:tr>
-      <w:tr>
-        <w:tc>
-          <w:tcPr>
-            <w:tcW w:type="dxa" w:w="964"/>
-          </w:tcPr>
-          <w:p>
-            <w:r>
-              <w:rPr>
-                <w:b/>
-                <w:i w:val="0"/>
-                <w:color w:val="EA580C"/>
-                <w:sz w:val="16"/>
-              </w:rPr>
-              <w:t>Moyenne</w:t>
-            </w:r>
-          </w:p>
-        </w:tc>
-        <w:tc>
-          <w:tcPr>
-            <w:tcW w:type="dxa" w:w="1247"/>
-          </w:tcPr>
-          <w:p>
-            <w:r>
-              <w:rPr>
-                <w:b/>
-                <w:i w:val="0"/>
-                <w:sz w:val="16"/>
-              </w:rPr>
-              <w:t>S02</w:t>
-              <w:br/>
-            </w:r>
-            <w:r>
-              <w:rPr>
-                <w:b w:val="0"/>
-                <w:i w:val="0"/>
-                <w:color w:val="64748B"/>
-                <w:sz w:val="14"/>
-              </w:rPr>
-              <w:t>Éducation</w:t>
-            </w:r>
-          </w:p>
-        </w:tc>
-        <w:tc>
-          <w:tcPr>
-            <w:tcW w:type="dxa" w:w="1531"/>
-          </w:tcPr>
-          <w:p>
-            <w:r>
-              <w:rPr>
-                <w:b/>
-                <w:i w:val="0"/>
-                <w:color w:val="16A34A"/>
-                <w:sz w:val="16"/>
-              </w:rPr>
-              <w:t>—</w:t>
-            </w:r>
-          </w:p>
-        </w:tc>
-        <w:tc>
-          <w:tcPr>
-            <w:tcW w:type="dxa" w:w="1191"/>
-          </w:tcPr>
-          <w:p>
-            <w:r>
-              <w:rPr>
-                <w:b w:val="0"/>
-                <w:i w:val="0"/>
-                <w:color w:val="64748B"/>
-                <w:sz w:val="16"/>
-              </w:rPr>
-              <w:t>GT-CQ</w:t>
-            </w:r>
-          </w:p>
-        </w:tc>
-        <w:tc>
-          <w:tcPr>
-            <w:tcW w:type="dxa" w:w="4706"/>
-          </w:tcPr>
-          <w:p>
-            <w:r>
-              <w:rPr>
-                <w:b w:val="0"/>
-                <w:i w:val="0"/>
-                <w:sz w:val="17"/>
-              </w:rPr>
-              <w:t>veuillez, s'il vous plait, confirmer les frais de scolarité ( 5000 FCFA) payée de KHADIDIATOU MBAYE avec le QG ou apporter les corrections nécessaires.</w:t>
-            </w:r>
-          </w:p>
-        </w:tc>
-      </w:tr>
-      <w:tr>
-        <w:tc>
-          <w:tcPr>
-            <w:tcW w:type="dxa" w:w="964"/>
-          </w:tcPr>
-          <w:p>
-            <w:r>
-              <w:rPr>
-                <w:b/>
-                <w:i w:val="0"/>
-                <w:color w:val="EA580C"/>
-                <w:sz w:val="16"/>
-              </w:rPr>
-              <w:t>Moyenne</w:t>
-            </w:r>
-          </w:p>
-        </w:tc>
-        <w:tc>
-          <w:tcPr>
-            <w:tcW w:type="dxa" w:w="1247"/>
-          </w:tcPr>
-          <w:p>
-            <w:r>
-              <w:rPr>
-                <w:b/>
-                <w:i w:val="0"/>
-                <w:sz w:val="16"/>
-              </w:rPr>
-              <w:t>S02</w:t>
-              <w:br/>
-            </w:r>
-            <w:r>
-              <w:rPr>
-                <w:b w:val="0"/>
-                <w:i w:val="0"/>
-                <w:color w:val="64748B"/>
-                <w:sz w:val="14"/>
-              </w:rPr>
-              <w:t>Éducation</w:t>
-            </w:r>
-          </w:p>
-        </w:tc>
-        <w:tc>
-          <w:tcPr>
-            <w:tcW w:type="dxa" w:w="1531"/>
-          </w:tcPr>
-          <w:p>
-            <w:r>
-              <w:rPr>
-                <w:b/>
-                <w:i w:val="0"/>
-                <w:color w:val="16A34A"/>
-                <w:sz w:val="16"/>
-              </w:rPr>
-              <w:t>s01q63, s00q04, s02q25, s01q00b, s02q17_2, s02q15_2</w:t>
-            </w:r>
-          </w:p>
-        </w:tc>
-        <w:tc>
-          <w:tcPr>
-            <w:tcW w:type="dxa" w:w="1191"/>
-          </w:tcPr>
-          <w:p>
-            <w:r>
-              <w:rPr>
-                <w:b w:val="0"/>
-                <w:i w:val="0"/>
-                <w:color w:val="64748B"/>
-                <w:sz w:val="16"/>
-              </w:rPr>
-              <w:t>GT-CQ</w:t>
-            </w:r>
-          </w:p>
-        </w:tc>
-        <w:tc>
-          <w:tcPr>
-            <w:tcW w:type="dxa" w:w="4706"/>
-          </w:tcPr>
-          <w:p>
-            <w:r>
-              <w:rPr>
-                <w:b w:val="0"/>
-                <w:i w:val="0"/>
-                <w:sz w:val="17"/>
-              </w:rPr>
-              <w:t>Dans les milieux urbains c'est peu probable de voir une école dont les élèves ou étudiants ne dépensent pas en frais d'uniformes, prière de verifier pour KHADIDIATOU MBAYE qui fréquente 5ème année de Primaire et corriger ou confirmer avec le QG.</w:t>
-            </w:r>
-          </w:p>
-        </w:tc>
-      </w:tr>
-      <w:tr>
-        <w:tc>
-          <w:tcPr>
-            <w:tcW w:type="dxa" w:w="964"/>
-          </w:tcPr>
-          <w:p>
-            <w:r>
-              <w:rPr>
-                <w:b/>
-                <w:i w:val="0"/>
-                <w:color w:val="EA580C"/>
-                <w:sz w:val="16"/>
-              </w:rPr>
-              <w:t>Moyenne</w:t>
-            </w:r>
-          </w:p>
-        </w:tc>
-        <w:tc>
-          <w:tcPr>
-            <w:tcW w:type="dxa" w:w="1247"/>
-          </w:tcPr>
-          <w:p>
-            <w:r>
-              <w:rPr>
-                <w:b/>
-                <w:i w:val="0"/>
-                <w:sz w:val="16"/>
-              </w:rPr>
-              <w:t>S02</w:t>
-              <w:br/>
-            </w:r>
-            <w:r>
-              <w:rPr>
-                <w:b w:val="0"/>
-                <w:i w:val="0"/>
-                <w:color w:val="64748B"/>
-                <w:sz w:val="14"/>
-              </w:rPr>
-              <w:t>Éducation</w:t>
-            </w:r>
-          </w:p>
-        </w:tc>
-        <w:tc>
-          <w:tcPr>
-            <w:tcW w:type="dxa" w:w="1531"/>
-          </w:tcPr>
-          <w:p>
-            <w:r>
-              <w:rPr>
-                <w:b/>
-                <w:i w:val="0"/>
-                <w:color w:val="16A34A"/>
-                <w:sz w:val="16"/>
-              </w:rPr>
-              <w:t>s01q25, s01q29, s01q30, s04q46, s01q00b</w:t>
-            </w:r>
-          </w:p>
-        </w:tc>
-        <w:tc>
-          <w:tcPr>
-            <w:tcW w:type="dxa" w:w="1191"/>
-          </w:tcPr>
-          <w:p>
-            <w:r>
-              <w:rPr>
-                <w:b w:val="0"/>
-                <w:i w:val="0"/>
-                <w:color w:val="64748B"/>
-                <w:sz w:val="16"/>
-              </w:rPr>
-              <w:t>GT-CQ</w:t>
-            </w:r>
-          </w:p>
-        </w:tc>
-        <w:tc>
-          <w:tcPr>
-            <w:tcW w:type="dxa" w:w="4706"/>
-          </w:tcPr>
-          <w:p>
-            <w:r>
-              <w:rPr>
-                <w:b w:val="0"/>
-                <w:i w:val="0"/>
-                <w:sz w:val="17"/>
-              </w:rPr>
-              <w:t>Il manque des informations non renseignées de KHADIDIATOU MBAYE , prière de renseignés toutes les questions liées à KHADIDIATOU MBAYE .</w:t>
-            </w:r>
-          </w:p>
-        </w:tc>
-      </w:tr>
-      <w:tr>
-        <w:tc>
-          <w:tcPr>
-            <w:tcW w:type="dxa" w:w="964"/>
-          </w:tcPr>
-          <w:p>
-            <w:r>
-              <w:rPr>
-                <w:b/>
-                <w:i w:val="0"/>
-                <w:color w:val="EA580C"/>
-                <w:sz w:val="16"/>
-              </w:rPr>
-              <w:t>Moyenne</w:t>
-            </w:r>
-          </w:p>
-        </w:tc>
-        <w:tc>
-          <w:tcPr>
-            <w:tcW w:type="dxa" w:w="1247"/>
-          </w:tcPr>
-          <w:p>
-            <w:r>
-              <w:rPr>
-                <w:b/>
-                <w:i w:val="0"/>
-                <w:sz w:val="16"/>
-              </w:rPr>
-              <w:t>S02</w:t>
-              <w:br/>
-            </w:r>
-            <w:r>
-              <w:rPr>
-                <w:b w:val="0"/>
-                <w:i w:val="0"/>
-                <w:color w:val="64748B"/>
-                <w:sz w:val="14"/>
-              </w:rPr>
-              <w:t>Éducation</w:t>
-            </w:r>
-          </w:p>
-        </w:tc>
-        <w:tc>
-          <w:tcPr>
-            <w:tcW w:type="dxa" w:w="1531"/>
-          </w:tcPr>
-          <w:p>
-            <w:r>
-              <w:rPr>
-                <w:b/>
-                <w:i w:val="0"/>
-                <w:color w:val="16A34A"/>
-                <w:sz w:val="16"/>
-              </w:rPr>
-              <w:t>—</w:t>
-            </w:r>
-          </w:p>
-        </w:tc>
-        <w:tc>
-          <w:tcPr>
-            <w:tcW w:type="dxa" w:w="1191"/>
-          </w:tcPr>
-          <w:p>
-            <w:r>
-              <w:rPr>
-                <w:b w:val="0"/>
-                <w:i w:val="0"/>
-                <w:color w:val="64748B"/>
-                <w:sz w:val="16"/>
-              </w:rPr>
-              <w:t>GT-CQ</w:t>
-            </w:r>
-          </w:p>
-        </w:tc>
-        <w:tc>
-          <w:tcPr>
-            <w:tcW w:type="dxa" w:w="4706"/>
-          </w:tcPr>
-          <w:p>
-            <w:r>
-              <w:rPr>
-                <w:b w:val="0"/>
-                <w:i w:val="0"/>
-                <w:sz w:val="17"/>
-              </w:rPr>
-              <w:t>veuillez, s'il vous plait, confirmer les frais de scolarité ( 5000 FCFA) payée de MANSOUR IBRAHIMA MBAYE avec le QG ou apporter les corrections nécessaires.</w:t>
             </w:r>
           </w:p>
         </w:tc>
